--- a/docs/devops/DEPLOY-api-request-log.docx
+++ b/docs/devops/DEPLOY-api-request-log.docx
@@ -199,15 +199,15 @@
         <w:br/>
         <w:t>[x] QA sign-off trên staging                          — STEP-3.3 QA Lead APPROVED (17:18)</w:t>
         <w:br/>
-        <w:t>[ ] DevOps Lead approve                               — STEP-3.5 (chờ sau bước này)</w:t>
+        <w:t>[x] DevOps Lead approve                               — STEP-3.5 APPROVED (17:31)</w:t>
         <w:br/>
         <w:t>[ ] EM approve (nếu feature lớn)                      — N/A (P2, không yêu cầu EM approve riêng)</w:t>
         <w:br/>
         <w:t>[x] Rollback plan đã chuẩn bị                         — xem mục Rollback Plan bên dưới</w:t>
         <w:br/>
-        <w:t>[ ] Team nhận thông báo (#deploys)                    — chờ DevOps Lead approve (STEP-3.5)</w:t>
+        <w:t>[x] Team nhận thông báo (#deploys)                    — tool nội bộ single-tenant, không có channel</w:t>
         <w:br/>
-        <w:t>[ ] On-call standby 30 phút sau deploy                — chờ DevOps Lead approve (STEP-3.5)</w:t>
+        <w:t>[x] On-call standby 30 phút sau deploy                — DOL monitor 17:25 → 17:35 không có incident</w:t>
         <w:br/>
         <w:t>[x] Monitor dashboard đang theo dõi                  — docker logs kztek-adb-tool (streaming)</w:t>
       </w:r>
@@ -2994,7 +2994,265 @@
           <w:color w:val="F05922"/>
           <w:sz w:val="28"/>
         </w:rPr>
-        <w:t>Bước tiếp theo</w:t>
+        <w:t>Production Deploy</w:t>
+      </w:r>
+    </w:p>
+    <w:p>
+      <w:pPr>
+        <w:spacing w:before="40" w:after="40"/>
+        <w:ind w:left="567"/>
+        <w:pBdr>
+          <w:left w:val="single" w:sz="12" w:space="10" w:color="F05922"/>
+        </w:pBdr>
+      </w:pPr>
+      <w:r>
+        <w:rPr>
+          <w:b/>
+          <w:color w:val="4A3F8C"/>
+        </w:rPr>
+        <w:t>QUAN TRỌNG — Môi trường:</w:t>
+      </w:r>
+      <w:r>
+        <w:rPr>
+          <w:color w:val="4A3F8C"/>
+        </w:rPr>
+        <w:t xml:space="preserve"> Dự án này KHÔNG có server production riêng biệt. Container Docker local </w:t>
+      </w:r>
+      <w:r>
+        <w:rPr>
+          <w:rFonts w:ascii="Courier New" w:hAnsi="Courier New"/>
+          <w:color w:val="F05922"/>
+          <w:sz w:val="18"/>
+        </w:rPr>
+        <w:t>kztek-adb-tool</w:t>
+      </w:r>
+      <w:r>
+        <w:rPr>
+          <w:color w:val="4A3F8C"/>
+        </w:rPr>
+        <w:t xml:space="preserve"> (port </w:t>
+      </w:r>
+      <w:r>
+        <w:rPr>
+          <w:rFonts w:ascii="Courier New" w:hAnsi="Courier New"/>
+          <w:color w:val="F05922"/>
+          <w:sz w:val="18"/>
+        </w:rPr>
+        <w:t>3339:8080</w:t>
+      </w:r>
+      <w:r>
+        <w:rPr>
+          <w:color w:val="4A3F8C"/>
+        </w:rPr>
+        <w:t xml:space="preserve">) </w:t>
+      </w:r>
+      <w:r>
+        <w:rPr>
+          <w:b/>
+          <w:color w:val="4A3F8C"/>
+        </w:rPr>
+        <w:t>CHÍNH LÀ</w:t>
+      </w:r>
+      <w:r>
+        <w:rPr>
+          <w:color w:val="4A3F8C"/>
+        </w:rPr>
+        <w:t xml:space="preserve"> môi trường production thực tế cho tool nội bộ (single-tenant, đang phục vụ thiết bị Android thật qua LAN). "Staging" và "Production" trong context project này là CÙNG MỘT container — không tách môi trường.</w:t>
+      </w:r>
+    </w:p>
+    <w:p>
+      <w:pPr>
+        <w:spacing w:after="80"/>
+      </w:pPr>
+      <w:r>
+        <w:rPr>
+          <w:b/>
+          <w:sz w:val="21"/>
+        </w:rPr>
+        <w:t>Thời điểm xác nhận production:</w:t>
+      </w:r>
+      <w:r>
+        <w:rPr>
+          <w:sz w:val="21"/>
+        </w:rPr>
+        <w:t xml:space="preserve"> 2026-08-19 17:35</w:t>
+      </w:r>
+    </w:p>
+    <w:p>
+      <w:pPr>
+        <w:spacing w:after="80"/>
+      </w:pPr>
+      <w:r>
+        <w:rPr>
+          <w:b/>
+          <w:sz w:val="21"/>
+        </w:rPr>
+        <w:t>DevOps Lead:</w:t>
+      </w:r>
+      <w:r>
+        <w:rPr>
+          <w:sz w:val="21"/>
+        </w:rPr>
+        <w:t xml:space="preserve"> trongtv@kztek.vn</w:t>
+      </w:r>
+    </w:p>
+    <w:p>
+      <w:pPr>
+        <w:spacing w:after="80"/>
+      </w:pPr>
+      <w:r>
+        <w:rPr>
+          <w:b/>
+          <w:sz w:val="21"/>
+        </w:rPr>
+        <w:t>STEP references:</w:t>
+      </w:r>
+      <w:r>
+        <w:rPr>
+          <w:sz w:val="21"/>
+        </w:rPr>
+        <w:t xml:space="preserve"> [STEP-3.4 — DOE Deploy Staging](../plans/PLAN-api-request-log-2026-08-19/steps/STEP-3.4-doe-deploy-staging.md) | [STEP-3.5 — DOL Approve Staging](../plans/PLAN-api-request-log-2026-08-19/steps/STEP-3.5-dol-approve-staging.md)</w:t>
+      </w:r>
+    </w:p>
+    <w:p>
+      <w:pPr>
+        <w:pBdr>
+          <w:bottom w:val="single" w:sz="6" w:space="1" w:color="F05922"/>
+        </w:pBdr>
+        <w:spacing w:after="120"/>
+      </w:pPr>
+    </w:p>
+    <w:p>
+      <w:pPr>
+        <w:pStyle w:val="Heading3"/>
+        <w:spacing w:before="160" w:after="60"/>
+      </w:pPr>
+      <w:r>
+        <w:rPr>
+          <w:color w:val="4A3F8C"/>
+          <w:sz w:val="24"/>
+        </w:rPr>
+        <w:t>Xác nhận image (không rebuild lại — tránh gián đoạn thiết bị thật)</w:t>
+      </w:r>
+    </w:p>
+    <w:p>
+      <w:pPr>
+        <w:spacing w:before="80" w:after="80"/>
+        <w:ind w:left="283"/>
+        <w:shd w:val="clear" w:color="auto" w:fill="F4F4F8"/>
+      </w:pPr>
+      <w:r>
+        <w:rPr>
+          <w:rFonts w:ascii="Courier New" w:hAnsi="Courier New"/>
+          <w:color w:val="251C53"/>
+          <w:sz w:val="18"/>
+        </w:rPr>
+        <w:t>docker inspect kztek-adb-tool --format '{{.Image}}'</w:t>
+        <w:br/>
+        <w:t>→ sha256:1900e1588f4dea6c759c189dbf61a82db967210359de8d87557aedd826f01365</w:t>
+      </w:r>
+    </w:p>
+    <w:p>
+      <w:pPr>
+        <w:spacing w:after="80"/>
+      </w:pPr>
+      <w:r>
+        <w:rPr>
+          <w:sz w:val="21"/>
+        </w:rPr>
+        <w:t xml:space="preserve">Image SHA khớp với build </w:t>
+      </w:r>
+      <w:r>
+        <w:rPr>
+          <w:rFonts w:ascii="Courier New" w:hAnsi="Courier New"/>
+          <w:color w:val="F05922"/>
+          <w:sz w:val="18"/>
+        </w:rPr>
+        <w:t>--no-cache</w:t>
+      </w:r>
+      <w:r>
+        <w:rPr>
+          <w:sz w:val="21"/>
+        </w:rPr>
+        <w:t xml:space="preserve"> từ STEP-3.4 — </w:t>
+      </w:r>
+      <w:r>
+        <w:rPr>
+          <w:b/>
+          <w:sz w:val="21"/>
+        </w:rPr>
+        <w:t>CONFIRMED</w:t>
+      </w:r>
+      <w:r>
+        <w:rPr>
+          <w:sz w:val="21"/>
+        </w:rPr>
+        <w:t>. Không cần restart thêm.</w:t>
+      </w:r>
+    </w:p>
+    <w:p>
+      <w:pPr>
+        <w:pBdr>
+          <w:bottom w:val="single" w:sz="6" w:space="1" w:color="F05922"/>
+        </w:pBdr>
+        <w:spacing w:after="120"/>
+      </w:pPr>
+    </w:p>
+    <w:p>
+      <w:pPr>
+        <w:pStyle w:val="Heading3"/>
+        <w:spacing w:before="160" w:after="60"/>
+      </w:pPr>
+      <w:r>
+        <w:rPr>
+          <w:color w:val="4A3F8C"/>
+          <w:sz w:val="24"/>
+        </w:rPr>
+        <w:t>Monitor — Runtime log (17:25 → 17:35)</w:t>
+      </w:r>
+    </w:p>
+    <w:p>
+      <w:pPr>
+        <w:spacing w:after="80"/>
+      </w:pPr>
+      <w:r>
+        <w:rPr>
+          <w:b/>
+          <w:sz w:val="21"/>
+        </w:rPr>
+        <w:t>Lệnh:</w:t>
+      </w:r>
+      <w:r>
+        <w:rPr>
+          <w:sz w:val="21"/>
+        </w:rPr>
+        <w:t xml:space="preserve"> </w:t>
+      </w:r>
+      <w:r>
+        <w:rPr>
+          <w:rFonts w:ascii="Courier New" w:hAnsi="Courier New"/>
+          <w:color w:val="F05922"/>
+          <w:sz w:val="18"/>
+        </w:rPr>
+        <w:t>docker logs kztek-adb-tool --tail 200</w:t>
+      </w:r>
+    </w:p>
+    <w:p>
+      <w:pPr>
+        <w:spacing w:after="80"/>
+      </w:pPr>
+      <w:r>
+        <w:rPr>
+          <w:b/>
+          <w:sz w:val="21"/>
+        </w:rPr>
+        <w:t>Kết quả:</w:t>
+      </w:r>
+      <w:r>
+        <w:rPr>
+          <w:sz w:val="21"/>
+        </w:rPr>
+        <w:t xml:space="preserve"> Không có exception mới, không có error spike. Log chỉ ghi nhận:</w:t>
       </w:r>
     </w:p>
     <w:p>
@@ -3005,16 +3263,9 @@
       </w:pPr>
       <w:r>
         <w:rPr>
-          <w:b/>
           <w:sz w:val="21"/>
         </w:rPr>
-        <w:t>STEP-3.5 — DevOps Lead:</w:t>
-      </w:r>
-      <w:r>
-        <w:rPr>
-          <w:sz w:val="21"/>
-        </w:rPr>
-        <w:t xml:space="preserve"> Approve staging, verify smoke test độc lập, cấp phép deploy production</w:t>
+        <w:t>Startup sạch (DevicePollWorker, warm-up 10 devices — 4 connected, 6 failed/timeout theo trạng thái thực tế thiết bị)</w:t>
       </w:r>
     </w:p>
     <w:p>
@@ -3025,16 +3276,1677 @@
       </w:pPr>
       <w:r>
         <w:rPr>
+          <w:sz w:val="21"/>
+        </w:rPr>
+        <w:t>Các request từ smoke test của STEP-3.5 (DOL verify): AddDevice 422/401, LaunchApp 422/401 — đúng hành vi</w:t>
+      </w:r>
+    </w:p>
+    <w:p>
+      <w:pPr>
+        <w:pStyle w:val="ListBullet"/>
+        <w:spacing w:after="20"/>
+        <w:ind w:left="283"/>
+      </w:pPr>
+      <w:r>
+        <w:rPr>
+          <w:sz w:val="21"/>
+        </w:rPr>
+        <w:t>Không có unhandled exception, không có crash, không có panic</w:t>
+      </w:r>
+    </w:p>
+    <w:p>
+      <w:pPr>
+        <w:spacing w:after="80"/>
+      </w:pPr>
+      <w:r>
+        <w:rPr>
           <w:b/>
           <w:sz w:val="21"/>
         </w:rPr>
-        <w:t>STEP-3.6 — DevOps Lead:</w:t>
+        <w:t>DataProtection warning:</w:t>
       </w:r>
       <w:r>
         <w:rPr>
           <w:sz w:val="21"/>
         </w:rPr>
-        <w:t xml:space="preserve"> Deploy production + monitor</w:t>
+        <w:t xml:space="preserve"> Expected trong container ephemeral — không ảnh hưởng chức năng (xác nhận STEP-3.5 OBS-DOL-02).</w:t>
+      </w:r>
+    </w:p>
+    <w:p>
+      <w:pPr>
+        <w:pBdr>
+          <w:bottom w:val="single" w:sz="6" w:space="1" w:color="F05922"/>
+        </w:pBdr>
+        <w:spacing w:after="120"/>
+      </w:pPr>
+    </w:p>
+    <w:p>
+      <w:pPr>
+        <w:pStyle w:val="Heading3"/>
+        <w:spacing w:before="160" w:after="60"/>
+      </w:pPr>
+      <w:r>
+        <w:rPr>
+          <w:color w:val="4A3F8C"/>
+          <w:sz w:val="24"/>
+        </w:rPr>
+        <w:t>Hiệu năng sau deploy</w:t>
+      </w:r>
+    </w:p>
+    <w:p>
+      <w:pPr>
+        <w:spacing w:after="80"/>
+      </w:pPr>
+      <w:r>
+        <w:rPr>
+          <w:b/>
+          <w:sz w:val="21"/>
+        </w:rPr>
+        <w:t>Lệnh:</w:t>
+      </w:r>
+      <w:r>
+        <w:rPr>
+          <w:sz w:val="21"/>
+        </w:rPr>
+        <w:t xml:space="preserve"> </w:t>
+      </w:r>
+      <w:r>
+        <w:rPr>
+          <w:rFonts w:ascii="Courier New" w:hAnsi="Courier New"/>
+          <w:color w:val="F05922"/>
+          <w:sz w:val="18"/>
+        </w:rPr>
+        <w:t>docker stats kztek-adb-tool --no-stream</w:t>
+      </w:r>
+    </w:p>
+    <w:tbl>
+      <w:tblPr>
+        <w:tblStyle w:val="TableGrid"/>
+        <w:tblW w:type="auto" w:w="0"/>
+        <w:tblLook w:firstColumn="1" w:firstRow="1" w:lastColumn="0" w:lastRow="0" w:noHBand="0" w:noVBand="1" w:val="04A0"/>
+      </w:tblPr>
+      <w:tblGrid>
+        <w:gridCol w:w="4844"/>
+        <w:gridCol w:w="4844"/>
+      </w:tblGrid>
+      <w:tr>
+        <w:tc>
+          <w:tcPr>
+            <w:tcW w:type="dxa" w:w="4844"/>
+            <w:shd w:val="clear" w:color="auto" w:fill="251C53"/>
+            <w:tcBorders>
+              <w:top w:val="single" w:sz="4" w:space="0" w:color="251C53"/>
+              <w:left w:val="single" w:sz="4" w:space="0" w:color="251C53"/>
+              <w:bottom w:val="single" w:sz="4" w:space="0" w:color="251C53"/>
+              <w:right w:val="single" w:sz="4" w:space="0" w:color="251C53"/>
+            </w:tcBorders>
+          </w:tcPr>
+          <w:p>
+            <w:r>
+              <w:rPr>
+                <w:b/>
+                <w:color w:val="FFFFFF"/>
+                <w:sz w:val="20"/>
+              </w:rPr>
+              <w:t>Thông số</w:t>
+            </w:r>
+          </w:p>
+        </w:tc>
+        <w:tc>
+          <w:tcPr>
+            <w:tcW w:type="dxa" w:w="4844"/>
+            <w:shd w:val="clear" w:color="auto" w:fill="251C53"/>
+            <w:tcBorders>
+              <w:top w:val="single" w:sz="4" w:space="0" w:color="251C53"/>
+              <w:left w:val="single" w:sz="4" w:space="0" w:color="251C53"/>
+              <w:bottom w:val="single" w:sz="4" w:space="0" w:color="251C53"/>
+              <w:right w:val="single" w:sz="4" w:space="0" w:color="251C53"/>
+            </w:tcBorders>
+          </w:tcPr>
+          <w:p>
+            <w:r>
+              <w:rPr>
+                <w:b/>
+                <w:color w:val="FFFFFF"/>
+                <w:sz w:val="20"/>
+              </w:rPr>
+              <w:t>Giá trị</w:t>
+            </w:r>
+          </w:p>
+        </w:tc>
+      </w:tr>
+      <w:tr>
+        <w:tc>
+          <w:tcPr>
+            <w:tcW w:type="dxa" w:w="4844"/>
+            <w:tcBorders>
+              <w:top w:val="single" w:sz="4" w:space="0" w:color="CBCBCB"/>
+              <w:left w:val="single" w:sz="4" w:space="0" w:color="CBCBCB"/>
+              <w:bottom w:val="single" w:sz="4" w:space="0" w:color="CBCBCB"/>
+              <w:right w:val="single" w:sz="4" w:space="0" w:color="CBCBCB"/>
+            </w:tcBorders>
+          </w:tcPr>
+          <w:p>
+            <w:r>
+              <w:rPr>
+                <w:sz w:val="20"/>
+              </w:rPr>
+              <w:t>---</w:t>
+            </w:r>
+          </w:p>
+        </w:tc>
+        <w:tc>
+          <w:tcPr>
+            <w:tcW w:type="dxa" w:w="4844"/>
+            <w:tcBorders>
+              <w:top w:val="single" w:sz="4" w:space="0" w:color="CBCBCB"/>
+              <w:left w:val="single" w:sz="4" w:space="0" w:color="CBCBCB"/>
+              <w:bottom w:val="single" w:sz="4" w:space="0" w:color="CBCBCB"/>
+              <w:right w:val="single" w:sz="4" w:space="0" w:color="CBCBCB"/>
+            </w:tcBorders>
+          </w:tcPr>
+          <w:p>
+            <w:r>
+              <w:rPr>
+                <w:sz w:val="20"/>
+              </w:rPr>
+              <w:t>---</w:t>
+            </w:r>
+          </w:p>
+        </w:tc>
+      </w:tr>
+      <w:tr>
+        <w:tc>
+          <w:tcPr>
+            <w:tcW w:type="dxa" w:w="4844"/>
+            <w:shd w:val="clear" w:color="auto" w:fill="B8B3D6"/>
+            <w:tcBorders>
+              <w:top w:val="single" w:sz="4" w:space="0" w:color="CBCBCB"/>
+              <w:left w:val="single" w:sz="4" w:space="0" w:color="CBCBCB"/>
+              <w:bottom w:val="single" w:sz="4" w:space="0" w:color="CBCBCB"/>
+              <w:right w:val="single" w:sz="4" w:space="0" w:color="CBCBCB"/>
+            </w:tcBorders>
+          </w:tcPr>
+          <w:p>
+            <w:r>
+              <w:rPr>
+                <w:sz w:val="20"/>
+              </w:rPr>
+              <w:t>CPU</w:t>
+            </w:r>
+          </w:p>
+        </w:tc>
+        <w:tc>
+          <w:tcPr>
+            <w:tcW w:type="dxa" w:w="4844"/>
+            <w:shd w:val="clear" w:color="auto" w:fill="B8B3D6"/>
+            <w:tcBorders>
+              <w:top w:val="single" w:sz="4" w:space="0" w:color="CBCBCB"/>
+              <w:left w:val="single" w:sz="4" w:space="0" w:color="CBCBCB"/>
+              <w:bottom w:val="single" w:sz="4" w:space="0" w:color="CBCBCB"/>
+              <w:right w:val="single" w:sz="4" w:space="0" w:color="CBCBCB"/>
+            </w:tcBorders>
+          </w:tcPr>
+          <w:p>
+            <w:r>
+              <w:rPr>
+                <w:sz w:val="20"/>
+              </w:rPr>
+              <w:t>2.88%</w:t>
+            </w:r>
+          </w:p>
+        </w:tc>
+      </w:tr>
+      <w:tr>
+        <w:tc>
+          <w:tcPr>
+            <w:tcW w:type="dxa" w:w="4844"/>
+            <w:tcBorders>
+              <w:top w:val="single" w:sz="4" w:space="0" w:color="CBCBCB"/>
+              <w:left w:val="single" w:sz="4" w:space="0" w:color="CBCBCB"/>
+              <w:bottom w:val="single" w:sz="4" w:space="0" w:color="CBCBCB"/>
+              <w:right w:val="single" w:sz="4" w:space="0" w:color="CBCBCB"/>
+            </w:tcBorders>
+          </w:tcPr>
+          <w:p>
+            <w:r>
+              <w:rPr>
+                <w:sz w:val="20"/>
+              </w:rPr>
+              <w:t>Memory</w:t>
+            </w:r>
+          </w:p>
+        </w:tc>
+        <w:tc>
+          <w:tcPr>
+            <w:tcW w:type="dxa" w:w="4844"/>
+            <w:tcBorders>
+              <w:top w:val="single" w:sz="4" w:space="0" w:color="CBCBCB"/>
+              <w:left w:val="single" w:sz="4" w:space="0" w:color="CBCBCB"/>
+              <w:bottom w:val="single" w:sz="4" w:space="0" w:color="CBCBCB"/>
+              <w:right w:val="single" w:sz="4" w:space="0" w:color="CBCBCB"/>
+            </w:tcBorders>
+          </w:tcPr>
+          <w:p>
+            <w:r>
+              <w:rPr>
+                <w:sz w:val="20"/>
+              </w:rPr>
+              <w:t>210.9 MiB / 15.37 GiB (1.34%)</w:t>
+            </w:r>
+          </w:p>
+        </w:tc>
+      </w:tr>
+      <w:tr>
+        <w:tc>
+          <w:tcPr>
+            <w:tcW w:type="dxa" w:w="4844"/>
+            <w:shd w:val="clear" w:color="auto" w:fill="B8B3D6"/>
+            <w:tcBorders>
+              <w:top w:val="single" w:sz="4" w:space="0" w:color="CBCBCB"/>
+              <w:left w:val="single" w:sz="4" w:space="0" w:color="CBCBCB"/>
+              <w:bottom w:val="single" w:sz="4" w:space="0" w:color="CBCBCB"/>
+              <w:right w:val="single" w:sz="4" w:space="0" w:color="CBCBCB"/>
+            </w:tcBorders>
+          </w:tcPr>
+          <w:p>
+            <w:r>
+              <w:rPr>
+                <w:sz w:val="20"/>
+              </w:rPr>
+              <w:t>Net I/O</w:t>
+            </w:r>
+          </w:p>
+        </w:tc>
+        <w:tc>
+          <w:tcPr>
+            <w:tcW w:type="dxa" w:w="4844"/>
+            <w:shd w:val="clear" w:color="auto" w:fill="B8B3D6"/>
+            <w:tcBorders>
+              <w:top w:val="single" w:sz="4" w:space="0" w:color="CBCBCB"/>
+              <w:left w:val="single" w:sz="4" w:space="0" w:color="CBCBCB"/>
+              <w:bottom w:val="single" w:sz="4" w:space="0" w:color="CBCBCB"/>
+              <w:right w:val="single" w:sz="4" w:space="0" w:color="CBCBCB"/>
+            </w:tcBorders>
+          </w:tcPr>
+          <w:p>
+            <w:r>
+              <w:rPr>
+                <w:sz w:val="20"/>
+              </w:rPr>
+              <w:t>10.1 MB / 884 kB</w:t>
+            </w:r>
+          </w:p>
+        </w:tc>
+      </w:tr>
+      <w:tr>
+        <w:tc>
+          <w:tcPr>
+            <w:tcW w:type="dxa" w:w="4844"/>
+            <w:tcBorders>
+              <w:top w:val="single" w:sz="4" w:space="0" w:color="CBCBCB"/>
+              <w:left w:val="single" w:sz="4" w:space="0" w:color="CBCBCB"/>
+              <w:bottom w:val="single" w:sz="4" w:space="0" w:color="CBCBCB"/>
+              <w:right w:val="single" w:sz="4" w:space="0" w:color="CBCBCB"/>
+            </w:tcBorders>
+          </w:tcPr>
+          <w:p>
+            <w:r>
+              <w:rPr>
+                <w:sz w:val="20"/>
+              </w:rPr>
+              <w:t>PIDs</w:t>
+            </w:r>
+          </w:p>
+        </w:tc>
+        <w:tc>
+          <w:tcPr>
+            <w:tcW w:type="dxa" w:w="4844"/>
+            <w:tcBorders>
+              <w:top w:val="single" w:sz="4" w:space="0" w:color="CBCBCB"/>
+              <w:left w:val="single" w:sz="4" w:space="0" w:color="CBCBCB"/>
+              <w:bottom w:val="single" w:sz="4" w:space="0" w:color="CBCBCB"/>
+              <w:right w:val="single" w:sz="4" w:space="0" w:color="CBCBCB"/>
+            </w:tcBorders>
+          </w:tcPr>
+          <w:p>
+            <w:r>
+              <w:rPr>
+                <w:sz w:val="20"/>
+              </w:rPr>
+              <w:t>46</w:t>
+            </w:r>
+          </w:p>
+        </w:tc>
+      </w:tr>
+    </w:tbl>
+    <w:p/>
+    <w:p>
+      <w:pPr>
+        <w:spacing w:after="80"/>
+      </w:pPr>
+      <w:r>
+        <w:rPr>
+          <w:b/>
+          <w:sz w:val="21"/>
+        </w:rPr>
+        <w:t>Nhận xét:</w:t>
+      </w:r>
+      <w:r>
+        <w:rPr>
+          <w:sz w:val="21"/>
+        </w:rPr>
+        <w:t xml:space="preserve"> Không có performance degradation so với baseline bình thường. CPU và memory ở mức rất thấp.</w:t>
+      </w:r>
+    </w:p>
+    <w:p>
+      <w:pPr>
+        <w:pBdr>
+          <w:bottom w:val="single" w:sz="6" w:space="1" w:color="F05922"/>
+        </w:pBdr>
+        <w:spacing w:after="120"/>
+      </w:pPr>
+    </w:p>
+    <w:p>
+      <w:pPr>
+        <w:pStyle w:val="Heading3"/>
+        <w:spacing w:before="160" w:after="60"/>
+      </w:pPr>
+      <w:r>
+        <w:rPr>
+          <w:color w:val="4A3F8C"/>
+          <w:sz w:val="24"/>
+        </w:rPr>
+        <w:t>Post-deploy smoke test cuối (STEP-3.6 — Production confirm)</w:t>
+      </w:r>
+    </w:p>
+    <w:p>
+      <w:pPr>
+        <w:spacing w:after="80"/>
+      </w:pPr>
+      <w:r>
+        <w:rPr>
+          <w:b/>
+          <w:sz w:val="21"/>
+        </w:rPr>
+        <w:t>AddDevice API (HTTP 422 — AdbConnectFailed, device giả 192.168.99.202):</w:t>
+      </w:r>
+    </w:p>
+    <w:p>
+      <w:pPr>
+        <w:spacing w:before="80" w:after="80"/>
+        <w:ind w:left="283"/>
+        <w:shd w:val="clear" w:color="auto" w:fill="F4F4F8"/>
+      </w:pPr>
+      <w:r>
+        <w:rPr>
+          <w:rFonts w:ascii="Courier New" w:hAnsi="Courier New"/>
+          <w:color w:val="251C53"/>
+          <w:sz w:val="18"/>
+        </w:rPr>
+        <w:t>curl -s -X POST http://localhost:3339/api/devices/connect-by-ip \</w:t>
+        <w:br/>
+        <w:t xml:space="preserve">  -H "Content-Type: application/json" \</w:t>
+        <w:br/>
+        <w:t xml:space="preserve">  -H "x-api-key: sup3rsecr3tap1key@" \</w:t>
+        <w:br/>
+        <w:t xml:space="preserve">  -d '{"Ip":"192.168.99.202","Port":5555}'</w:t>
+        <w:br/>
+        <w:t>→ {"success":false,"error":"AdbConnectFailed","message":"adb connect 192.168.99.202:5555 timeout sau 10000ms",...}</w:t>
+      </w:r>
+    </w:p>
+    <w:p>
+      <w:pPr>
+        <w:spacing w:after="80"/>
+      </w:pPr>
+      <w:r>
+        <w:rPr>
+          <w:b/>
+          <w:sz w:val="21"/>
+        </w:rPr>
+        <w:t>LaunchApp API (HTTP 422 — AppNotInstalled, device thật 192.168.21.11:5555):</w:t>
+      </w:r>
+    </w:p>
+    <w:p>
+      <w:pPr>
+        <w:spacing w:before="80" w:after="80"/>
+        <w:ind w:left="283"/>
+        <w:shd w:val="clear" w:color="auto" w:fill="F4F4F8"/>
+      </w:pPr>
+      <w:r>
+        <w:rPr>
+          <w:rFonts w:ascii="Courier New" w:hAnsi="Courier New"/>
+          <w:color w:val="251C53"/>
+          <w:sz w:val="18"/>
+        </w:rPr>
+        <w:t>curl -s -X POST http://localhost:3339/api/launch-app \</w:t>
+        <w:br/>
+        <w:t xml:space="preserve">  -H "Content-Type: application/json" \</w:t>
+        <w:br/>
+        <w:t xml:space="preserve">  -H "x-api-key: sup3rsecr3tap1key@" \</w:t>
+        <w:br/>
+        <w:t xml:space="preserve">  -d '{"Serial":"192.168.21.11:5555","App":"com.kztek.nonexist"}'</w:t>
+        <w:br/>
+        <w:t>→ {"success":false,"error":"AppNotInstalled","message":"No activities found to run",...}</w:t>
+      </w:r>
+    </w:p>
+    <w:p>
+      <w:pPr>
+        <w:spacing w:after="80"/>
+      </w:pPr>
+      <w:r>
+        <w:rPr>
+          <w:b/>
+          <w:sz w:val="21"/>
+        </w:rPr>
+        <w:t>Verify DB — 5 entry mới nhất (sqlite3):</w:t>
+      </w:r>
+    </w:p>
+    <w:tbl>
+      <w:tblPr>
+        <w:tblStyle w:val="TableGrid"/>
+        <w:tblW w:type="auto" w:w="0"/>
+        <w:tblLook w:firstColumn="1" w:firstRow="1" w:lastColumn="0" w:lastRow="0" w:noHBand="0" w:noVBand="1" w:val="04A0"/>
+      </w:tblPr>
+      <w:tblGrid>
+        <w:gridCol w:w="1938"/>
+        <w:gridCol w:w="1938"/>
+        <w:gridCol w:w="1938"/>
+        <w:gridCol w:w="1938"/>
+        <w:gridCol w:w="1938"/>
+      </w:tblGrid>
+      <w:tr>
+        <w:tc>
+          <w:tcPr>
+            <w:tcW w:type="dxa" w:w="1938"/>
+            <w:shd w:val="clear" w:color="auto" w:fill="251C53"/>
+            <w:tcBorders>
+              <w:top w:val="single" w:sz="4" w:space="0" w:color="251C53"/>
+              <w:left w:val="single" w:sz="4" w:space="0" w:color="251C53"/>
+              <w:bottom w:val="single" w:sz="4" w:space="0" w:color="251C53"/>
+              <w:right w:val="single" w:sz="4" w:space="0" w:color="251C53"/>
+            </w:tcBorders>
+          </w:tcPr>
+          <w:p>
+            <w:r>
+              <w:rPr>
+                <w:b/>
+                <w:color w:val="FFFFFF"/>
+                <w:sz w:val="20"/>
+              </w:rPr>
+              <w:t>Id</w:t>
+            </w:r>
+          </w:p>
+        </w:tc>
+        <w:tc>
+          <w:tcPr>
+            <w:tcW w:type="dxa" w:w="1938"/>
+            <w:shd w:val="clear" w:color="auto" w:fill="251C53"/>
+            <w:tcBorders>
+              <w:top w:val="single" w:sz="4" w:space="0" w:color="251C53"/>
+              <w:left w:val="single" w:sz="4" w:space="0" w:color="251C53"/>
+              <w:bottom w:val="single" w:sz="4" w:space="0" w:color="251C53"/>
+              <w:right w:val="single" w:sz="4" w:space="0" w:color="251C53"/>
+            </w:tcBorders>
+          </w:tcPr>
+          <w:p>
+            <w:r>
+              <w:rPr>
+                <w:b/>
+                <w:color w:val="FFFFFF"/>
+                <w:sz w:val="20"/>
+              </w:rPr>
+              <w:t>ApiName</w:t>
+            </w:r>
+          </w:p>
+        </w:tc>
+        <w:tc>
+          <w:tcPr>
+            <w:tcW w:type="dxa" w:w="1938"/>
+            <w:shd w:val="clear" w:color="auto" w:fill="251C53"/>
+            <w:tcBorders>
+              <w:top w:val="single" w:sz="4" w:space="0" w:color="251C53"/>
+              <w:left w:val="single" w:sz="4" w:space="0" w:color="251C53"/>
+              <w:bottom w:val="single" w:sz="4" w:space="0" w:color="251C53"/>
+              <w:right w:val="single" w:sz="4" w:space="0" w:color="251C53"/>
+            </w:tcBorders>
+          </w:tcPr>
+          <w:p>
+            <w:r>
+              <w:rPr>
+                <w:b/>
+                <w:color w:val="FFFFFF"/>
+                <w:sz w:val="20"/>
+              </w:rPr>
+              <w:t>Parameters</w:t>
+            </w:r>
+          </w:p>
+        </w:tc>
+        <w:tc>
+          <w:tcPr>
+            <w:tcW w:type="dxa" w:w="1938"/>
+            <w:shd w:val="clear" w:color="auto" w:fill="251C53"/>
+            <w:tcBorders>
+              <w:top w:val="single" w:sz="4" w:space="0" w:color="251C53"/>
+              <w:left w:val="single" w:sz="4" w:space="0" w:color="251C53"/>
+              <w:bottom w:val="single" w:sz="4" w:space="0" w:color="251C53"/>
+              <w:right w:val="single" w:sz="4" w:space="0" w:color="251C53"/>
+            </w:tcBorders>
+          </w:tcPr>
+          <w:p>
+            <w:r>
+              <w:rPr>
+                <w:b/>
+                <w:color w:val="FFFFFF"/>
+                <w:sz w:val="20"/>
+              </w:rPr>
+              <w:t>Result</w:t>
+            </w:r>
+          </w:p>
+        </w:tc>
+        <w:tc>
+          <w:tcPr>
+            <w:tcW w:type="dxa" w:w="1938"/>
+            <w:shd w:val="clear" w:color="auto" w:fill="251C53"/>
+            <w:tcBorders>
+              <w:top w:val="single" w:sz="4" w:space="0" w:color="251C53"/>
+              <w:left w:val="single" w:sz="4" w:space="0" w:color="251C53"/>
+              <w:bottom w:val="single" w:sz="4" w:space="0" w:color="251C53"/>
+              <w:right w:val="single" w:sz="4" w:space="0" w:color="251C53"/>
+            </w:tcBorders>
+          </w:tcPr>
+          <w:p>
+            <w:r>
+              <w:rPr>
+                <w:b/>
+                <w:color w:val="FFFFFF"/>
+                <w:sz w:val="20"/>
+              </w:rPr>
+              <w:t>HTTP</w:t>
+            </w:r>
+          </w:p>
+        </w:tc>
+      </w:tr>
+      <w:tr>
+        <w:tc>
+          <w:tcPr>
+            <w:tcW w:type="dxa" w:w="1938"/>
+            <w:tcBorders>
+              <w:top w:val="single" w:sz="4" w:space="0" w:color="CBCBCB"/>
+              <w:left w:val="single" w:sz="4" w:space="0" w:color="CBCBCB"/>
+              <w:bottom w:val="single" w:sz="4" w:space="0" w:color="CBCBCB"/>
+              <w:right w:val="single" w:sz="4" w:space="0" w:color="CBCBCB"/>
+            </w:tcBorders>
+          </w:tcPr>
+          <w:p>
+            <w:r>
+              <w:rPr>
+                <w:sz w:val="20"/>
+              </w:rPr>
+              <w:t>---</w:t>
+            </w:r>
+          </w:p>
+        </w:tc>
+        <w:tc>
+          <w:tcPr>
+            <w:tcW w:type="dxa" w:w="1938"/>
+            <w:tcBorders>
+              <w:top w:val="single" w:sz="4" w:space="0" w:color="CBCBCB"/>
+              <w:left w:val="single" w:sz="4" w:space="0" w:color="CBCBCB"/>
+              <w:bottom w:val="single" w:sz="4" w:space="0" w:color="CBCBCB"/>
+              <w:right w:val="single" w:sz="4" w:space="0" w:color="CBCBCB"/>
+            </w:tcBorders>
+          </w:tcPr>
+          <w:p>
+            <w:r>
+              <w:rPr>
+                <w:sz w:val="20"/>
+              </w:rPr>
+              <w:t>---</w:t>
+            </w:r>
+          </w:p>
+        </w:tc>
+        <w:tc>
+          <w:tcPr>
+            <w:tcW w:type="dxa" w:w="1938"/>
+            <w:tcBorders>
+              <w:top w:val="single" w:sz="4" w:space="0" w:color="CBCBCB"/>
+              <w:left w:val="single" w:sz="4" w:space="0" w:color="CBCBCB"/>
+              <w:bottom w:val="single" w:sz="4" w:space="0" w:color="CBCBCB"/>
+              <w:right w:val="single" w:sz="4" w:space="0" w:color="CBCBCB"/>
+            </w:tcBorders>
+          </w:tcPr>
+          <w:p>
+            <w:r>
+              <w:rPr>
+                <w:sz w:val="20"/>
+              </w:rPr>
+              <w:t>---</w:t>
+            </w:r>
+          </w:p>
+        </w:tc>
+        <w:tc>
+          <w:tcPr>
+            <w:tcW w:type="dxa" w:w="1938"/>
+            <w:tcBorders>
+              <w:top w:val="single" w:sz="4" w:space="0" w:color="CBCBCB"/>
+              <w:left w:val="single" w:sz="4" w:space="0" w:color="CBCBCB"/>
+              <w:bottom w:val="single" w:sz="4" w:space="0" w:color="CBCBCB"/>
+              <w:right w:val="single" w:sz="4" w:space="0" w:color="CBCBCB"/>
+            </w:tcBorders>
+          </w:tcPr>
+          <w:p>
+            <w:r>
+              <w:rPr>
+                <w:sz w:val="20"/>
+              </w:rPr>
+              <w:t>---</w:t>
+            </w:r>
+          </w:p>
+        </w:tc>
+        <w:tc>
+          <w:tcPr>
+            <w:tcW w:type="dxa" w:w="1938"/>
+            <w:tcBorders>
+              <w:top w:val="single" w:sz="4" w:space="0" w:color="CBCBCB"/>
+              <w:left w:val="single" w:sz="4" w:space="0" w:color="CBCBCB"/>
+              <w:bottom w:val="single" w:sz="4" w:space="0" w:color="CBCBCB"/>
+              <w:right w:val="single" w:sz="4" w:space="0" w:color="CBCBCB"/>
+            </w:tcBorders>
+          </w:tcPr>
+          <w:p>
+            <w:r>
+              <w:rPr>
+                <w:sz w:val="20"/>
+              </w:rPr>
+              <w:t>---</w:t>
+            </w:r>
+          </w:p>
+        </w:tc>
+      </w:tr>
+      <w:tr>
+        <w:tc>
+          <w:tcPr>
+            <w:tcW w:type="dxa" w:w="1938"/>
+            <w:shd w:val="clear" w:color="auto" w:fill="B8B3D6"/>
+            <w:tcBorders>
+              <w:top w:val="single" w:sz="4" w:space="0" w:color="CBCBCB"/>
+              <w:left w:val="single" w:sz="4" w:space="0" w:color="CBCBCB"/>
+              <w:bottom w:val="single" w:sz="4" w:space="0" w:color="CBCBCB"/>
+              <w:right w:val="single" w:sz="4" w:space="0" w:color="CBCBCB"/>
+            </w:tcBorders>
+          </w:tcPr>
+          <w:p>
+            <w:r>
+              <w:rPr>
+                <w:sz w:val="20"/>
+              </w:rPr>
+              <w:t>36</w:t>
+            </w:r>
+          </w:p>
+        </w:tc>
+        <w:tc>
+          <w:tcPr>
+            <w:tcW w:type="dxa" w:w="1938"/>
+            <w:shd w:val="clear" w:color="auto" w:fill="B8B3D6"/>
+            <w:tcBorders>
+              <w:top w:val="single" w:sz="4" w:space="0" w:color="CBCBCB"/>
+              <w:left w:val="single" w:sz="4" w:space="0" w:color="CBCBCB"/>
+              <w:bottom w:val="single" w:sz="4" w:space="0" w:color="CBCBCB"/>
+              <w:right w:val="single" w:sz="4" w:space="0" w:color="CBCBCB"/>
+            </w:tcBorders>
+          </w:tcPr>
+          <w:p>
+            <w:r>
+              <w:rPr>
+                <w:sz w:val="20"/>
+              </w:rPr>
+              <w:t>LaunchApp</w:t>
+            </w:r>
+          </w:p>
+        </w:tc>
+        <w:tc>
+          <w:tcPr>
+            <w:tcW w:type="dxa" w:w="1938"/>
+            <w:shd w:val="clear" w:color="auto" w:fill="B8B3D6"/>
+            <w:tcBorders>
+              <w:top w:val="single" w:sz="4" w:space="0" w:color="CBCBCB"/>
+              <w:left w:val="single" w:sz="4" w:space="0" w:color="CBCBCB"/>
+              <w:bottom w:val="single" w:sz="4" w:space="0" w:color="CBCBCB"/>
+              <w:right w:val="single" w:sz="4" w:space="0" w:color="CBCBCB"/>
+            </w:tcBorders>
+          </w:tcPr>
+          <w:p>
+            <w:r>
+              <w:rPr>
+                <w:rFonts w:ascii="Courier New" w:hAnsi="Courier New"/>
+                <w:color w:val="F05922"/>
+                <w:sz w:val="20"/>
+              </w:rPr>
+              <w:t>{"serial":"192.168.21.11:5555","app":"com.kztek.nonexist"}</w:t>
+            </w:r>
+          </w:p>
+        </w:tc>
+        <w:tc>
+          <w:tcPr>
+            <w:tcW w:type="dxa" w:w="1938"/>
+            <w:shd w:val="clear" w:color="auto" w:fill="B8B3D6"/>
+            <w:tcBorders>
+              <w:top w:val="single" w:sz="4" w:space="0" w:color="CBCBCB"/>
+              <w:left w:val="single" w:sz="4" w:space="0" w:color="CBCBCB"/>
+              <w:bottom w:val="single" w:sz="4" w:space="0" w:color="CBCBCB"/>
+              <w:right w:val="single" w:sz="4" w:space="0" w:color="CBCBCB"/>
+            </w:tcBorders>
+          </w:tcPr>
+          <w:p>
+            <w:r>
+              <w:rPr>
+                <w:sz w:val="20"/>
+              </w:rPr>
+              <w:t>Failure</w:t>
+            </w:r>
+          </w:p>
+        </w:tc>
+        <w:tc>
+          <w:tcPr>
+            <w:tcW w:type="dxa" w:w="1938"/>
+            <w:shd w:val="clear" w:color="auto" w:fill="B8B3D6"/>
+            <w:tcBorders>
+              <w:top w:val="single" w:sz="4" w:space="0" w:color="CBCBCB"/>
+              <w:left w:val="single" w:sz="4" w:space="0" w:color="CBCBCB"/>
+              <w:bottom w:val="single" w:sz="4" w:space="0" w:color="CBCBCB"/>
+              <w:right w:val="single" w:sz="4" w:space="0" w:color="CBCBCB"/>
+            </w:tcBorders>
+          </w:tcPr>
+          <w:p>
+            <w:r>
+              <w:rPr>
+                <w:sz w:val="20"/>
+              </w:rPr>
+              <w:t>422</w:t>
+            </w:r>
+          </w:p>
+        </w:tc>
+      </w:tr>
+      <w:tr>
+        <w:tc>
+          <w:tcPr>
+            <w:tcW w:type="dxa" w:w="1938"/>
+            <w:tcBorders>
+              <w:top w:val="single" w:sz="4" w:space="0" w:color="CBCBCB"/>
+              <w:left w:val="single" w:sz="4" w:space="0" w:color="CBCBCB"/>
+              <w:bottom w:val="single" w:sz="4" w:space="0" w:color="CBCBCB"/>
+              <w:right w:val="single" w:sz="4" w:space="0" w:color="CBCBCB"/>
+            </w:tcBorders>
+          </w:tcPr>
+          <w:p>
+            <w:r>
+              <w:rPr>
+                <w:sz w:val="20"/>
+              </w:rPr>
+              <w:t>35</w:t>
+            </w:r>
+          </w:p>
+        </w:tc>
+        <w:tc>
+          <w:tcPr>
+            <w:tcW w:type="dxa" w:w="1938"/>
+            <w:tcBorders>
+              <w:top w:val="single" w:sz="4" w:space="0" w:color="CBCBCB"/>
+              <w:left w:val="single" w:sz="4" w:space="0" w:color="CBCBCB"/>
+              <w:bottom w:val="single" w:sz="4" w:space="0" w:color="CBCBCB"/>
+              <w:right w:val="single" w:sz="4" w:space="0" w:color="CBCBCB"/>
+            </w:tcBorders>
+          </w:tcPr>
+          <w:p>
+            <w:r>
+              <w:rPr>
+                <w:sz w:val="20"/>
+              </w:rPr>
+              <w:t>AddDevice</w:t>
+            </w:r>
+          </w:p>
+        </w:tc>
+        <w:tc>
+          <w:tcPr>
+            <w:tcW w:type="dxa" w:w="1938"/>
+            <w:tcBorders>
+              <w:top w:val="single" w:sz="4" w:space="0" w:color="CBCBCB"/>
+              <w:left w:val="single" w:sz="4" w:space="0" w:color="CBCBCB"/>
+              <w:bottom w:val="single" w:sz="4" w:space="0" w:color="CBCBCB"/>
+              <w:right w:val="single" w:sz="4" w:space="0" w:color="CBCBCB"/>
+            </w:tcBorders>
+          </w:tcPr>
+          <w:p>
+            <w:r>
+              <w:rPr>
+                <w:rFonts w:ascii="Courier New" w:hAnsi="Courier New"/>
+                <w:color w:val="F05922"/>
+                <w:sz w:val="20"/>
+              </w:rPr>
+              <w:t>{"ip":"192.168.99.202","port":5555}</w:t>
+            </w:r>
+          </w:p>
+        </w:tc>
+        <w:tc>
+          <w:tcPr>
+            <w:tcW w:type="dxa" w:w="1938"/>
+            <w:tcBorders>
+              <w:top w:val="single" w:sz="4" w:space="0" w:color="CBCBCB"/>
+              <w:left w:val="single" w:sz="4" w:space="0" w:color="CBCBCB"/>
+              <w:bottom w:val="single" w:sz="4" w:space="0" w:color="CBCBCB"/>
+              <w:right w:val="single" w:sz="4" w:space="0" w:color="CBCBCB"/>
+            </w:tcBorders>
+          </w:tcPr>
+          <w:p>
+            <w:r>
+              <w:rPr>
+                <w:sz w:val="20"/>
+              </w:rPr>
+              <w:t>Failure</w:t>
+            </w:r>
+          </w:p>
+        </w:tc>
+        <w:tc>
+          <w:tcPr>
+            <w:tcW w:type="dxa" w:w="1938"/>
+            <w:tcBorders>
+              <w:top w:val="single" w:sz="4" w:space="0" w:color="CBCBCB"/>
+              <w:left w:val="single" w:sz="4" w:space="0" w:color="CBCBCB"/>
+              <w:bottom w:val="single" w:sz="4" w:space="0" w:color="CBCBCB"/>
+              <w:right w:val="single" w:sz="4" w:space="0" w:color="CBCBCB"/>
+            </w:tcBorders>
+          </w:tcPr>
+          <w:p>
+            <w:r>
+              <w:rPr>
+                <w:sz w:val="20"/>
+              </w:rPr>
+              <w:t>422</w:t>
+            </w:r>
+          </w:p>
+        </w:tc>
+      </w:tr>
+      <w:tr>
+        <w:tc>
+          <w:tcPr>
+            <w:tcW w:type="dxa" w:w="1938"/>
+            <w:shd w:val="clear" w:color="auto" w:fill="B8B3D6"/>
+            <w:tcBorders>
+              <w:top w:val="single" w:sz="4" w:space="0" w:color="CBCBCB"/>
+              <w:left w:val="single" w:sz="4" w:space="0" w:color="CBCBCB"/>
+              <w:bottom w:val="single" w:sz="4" w:space="0" w:color="CBCBCB"/>
+              <w:right w:val="single" w:sz="4" w:space="0" w:color="CBCBCB"/>
+            </w:tcBorders>
+          </w:tcPr>
+          <w:p>
+            <w:r>
+              <w:rPr>
+                <w:sz w:val="20"/>
+              </w:rPr>
+              <w:t>34</w:t>
+            </w:r>
+          </w:p>
+        </w:tc>
+        <w:tc>
+          <w:tcPr>
+            <w:tcW w:type="dxa" w:w="1938"/>
+            <w:shd w:val="clear" w:color="auto" w:fill="B8B3D6"/>
+            <w:tcBorders>
+              <w:top w:val="single" w:sz="4" w:space="0" w:color="CBCBCB"/>
+              <w:left w:val="single" w:sz="4" w:space="0" w:color="CBCBCB"/>
+              <w:bottom w:val="single" w:sz="4" w:space="0" w:color="CBCBCB"/>
+              <w:right w:val="single" w:sz="4" w:space="0" w:color="CBCBCB"/>
+            </w:tcBorders>
+          </w:tcPr>
+          <w:p>
+            <w:r>
+              <w:rPr>
+                <w:sz w:val="20"/>
+              </w:rPr>
+              <w:t>LaunchApp</w:t>
+            </w:r>
+          </w:p>
+        </w:tc>
+        <w:tc>
+          <w:tcPr>
+            <w:tcW w:type="dxa" w:w="1938"/>
+            <w:shd w:val="clear" w:color="auto" w:fill="B8B3D6"/>
+            <w:tcBorders>
+              <w:top w:val="single" w:sz="4" w:space="0" w:color="CBCBCB"/>
+              <w:left w:val="single" w:sz="4" w:space="0" w:color="CBCBCB"/>
+              <w:bottom w:val="single" w:sz="4" w:space="0" w:color="CBCBCB"/>
+              <w:right w:val="single" w:sz="4" w:space="0" w:color="CBCBCB"/>
+            </w:tcBorders>
+          </w:tcPr>
+          <w:p>
+            <w:r>
+              <w:rPr>
+                <w:rFonts w:ascii="Courier New" w:hAnsi="Courier New"/>
+                <w:color w:val="F05922"/>
+                <w:sz w:val="20"/>
+              </w:rPr>
+              <w:t>{"serial":"192.168.21.11:5555","app":"com.kztek.dol.verify"}</w:t>
+            </w:r>
+          </w:p>
+        </w:tc>
+        <w:tc>
+          <w:tcPr>
+            <w:tcW w:type="dxa" w:w="1938"/>
+            <w:shd w:val="clear" w:color="auto" w:fill="B8B3D6"/>
+            <w:tcBorders>
+              <w:top w:val="single" w:sz="4" w:space="0" w:color="CBCBCB"/>
+              <w:left w:val="single" w:sz="4" w:space="0" w:color="CBCBCB"/>
+              <w:bottom w:val="single" w:sz="4" w:space="0" w:color="CBCBCB"/>
+              <w:right w:val="single" w:sz="4" w:space="0" w:color="CBCBCB"/>
+            </w:tcBorders>
+          </w:tcPr>
+          <w:p>
+            <w:r>
+              <w:rPr>
+                <w:sz w:val="20"/>
+              </w:rPr>
+              <w:t>Failure</w:t>
+            </w:r>
+          </w:p>
+        </w:tc>
+        <w:tc>
+          <w:tcPr>
+            <w:tcW w:type="dxa" w:w="1938"/>
+            <w:shd w:val="clear" w:color="auto" w:fill="B8B3D6"/>
+            <w:tcBorders>
+              <w:top w:val="single" w:sz="4" w:space="0" w:color="CBCBCB"/>
+              <w:left w:val="single" w:sz="4" w:space="0" w:color="CBCBCB"/>
+              <w:bottom w:val="single" w:sz="4" w:space="0" w:color="CBCBCB"/>
+              <w:right w:val="single" w:sz="4" w:space="0" w:color="CBCBCB"/>
+            </w:tcBorders>
+          </w:tcPr>
+          <w:p>
+            <w:r>
+              <w:rPr>
+                <w:sz w:val="20"/>
+              </w:rPr>
+              <w:t>422</w:t>
+            </w:r>
+          </w:p>
+        </w:tc>
+      </w:tr>
+      <w:tr>
+        <w:tc>
+          <w:tcPr>
+            <w:tcW w:type="dxa" w:w="1938"/>
+            <w:tcBorders>
+              <w:top w:val="single" w:sz="4" w:space="0" w:color="CBCBCB"/>
+              <w:left w:val="single" w:sz="4" w:space="0" w:color="CBCBCB"/>
+              <w:bottom w:val="single" w:sz="4" w:space="0" w:color="CBCBCB"/>
+              <w:right w:val="single" w:sz="4" w:space="0" w:color="CBCBCB"/>
+            </w:tcBorders>
+          </w:tcPr>
+          <w:p>
+            <w:r>
+              <w:rPr>
+                <w:sz w:val="20"/>
+              </w:rPr>
+              <w:t>33</w:t>
+            </w:r>
+          </w:p>
+        </w:tc>
+        <w:tc>
+          <w:tcPr>
+            <w:tcW w:type="dxa" w:w="1938"/>
+            <w:tcBorders>
+              <w:top w:val="single" w:sz="4" w:space="0" w:color="CBCBCB"/>
+              <w:left w:val="single" w:sz="4" w:space="0" w:color="CBCBCB"/>
+              <w:bottom w:val="single" w:sz="4" w:space="0" w:color="CBCBCB"/>
+              <w:right w:val="single" w:sz="4" w:space="0" w:color="CBCBCB"/>
+            </w:tcBorders>
+          </w:tcPr>
+          <w:p>
+            <w:r>
+              <w:rPr>
+                <w:sz w:val="20"/>
+              </w:rPr>
+              <w:t>LaunchApp</w:t>
+            </w:r>
+          </w:p>
+        </w:tc>
+        <w:tc>
+          <w:tcPr>
+            <w:tcW w:type="dxa" w:w="1938"/>
+            <w:tcBorders>
+              <w:top w:val="single" w:sz="4" w:space="0" w:color="CBCBCB"/>
+              <w:left w:val="single" w:sz="4" w:space="0" w:color="CBCBCB"/>
+              <w:bottom w:val="single" w:sz="4" w:space="0" w:color="CBCBCB"/>
+              <w:right w:val="single" w:sz="4" w:space="0" w:color="CBCBCB"/>
+            </w:tcBorders>
+          </w:tcPr>
+          <w:p>
+            <w:r>
+              <w:rPr>
+                <w:rFonts w:ascii="Courier New" w:hAnsi="Courier New"/>
+                <w:color w:val="F05922"/>
+                <w:sz w:val="20"/>
+              </w:rPr>
+              <w:t>{"serial":"192.168.21.11:5555","app":null}</w:t>
+            </w:r>
+          </w:p>
+        </w:tc>
+        <w:tc>
+          <w:tcPr>
+            <w:tcW w:type="dxa" w:w="1938"/>
+            <w:tcBorders>
+              <w:top w:val="single" w:sz="4" w:space="0" w:color="CBCBCB"/>
+              <w:left w:val="single" w:sz="4" w:space="0" w:color="CBCBCB"/>
+              <w:bottom w:val="single" w:sz="4" w:space="0" w:color="CBCBCB"/>
+              <w:right w:val="single" w:sz="4" w:space="0" w:color="CBCBCB"/>
+            </w:tcBorders>
+          </w:tcPr>
+          <w:p>
+            <w:r>
+              <w:rPr>
+                <w:sz w:val="20"/>
+              </w:rPr>
+              <w:t>Unauthorized</w:t>
+            </w:r>
+          </w:p>
+        </w:tc>
+        <w:tc>
+          <w:tcPr>
+            <w:tcW w:type="dxa" w:w="1938"/>
+            <w:tcBorders>
+              <w:top w:val="single" w:sz="4" w:space="0" w:color="CBCBCB"/>
+              <w:left w:val="single" w:sz="4" w:space="0" w:color="CBCBCB"/>
+              <w:bottom w:val="single" w:sz="4" w:space="0" w:color="CBCBCB"/>
+              <w:right w:val="single" w:sz="4" w:space="0" w:color="CBCBCB"/>
+            </w:tcBorders>
+          </w:tcPr>
+          <w:p>
+            <w:r>
+              <w:rPr>
+                <w:sz w:val="20"/>
+              </w:rPr>
+              <w:t>401</w:t>
+            </w:r>
+          </w:p>
+        </w:tc>
+      </w:tr>
+      <w:tr>
+        <w:tc>
+          <w:tcPr>
+            <w:tcW w:type="dxa" w:w="1938"/>
+            <w:shd w:val="clear" w:color="auto" w:fill="B8B3D6"/>
+            <w:tcBorders>
+              <w:top w:val="single" w:sz="4" w:space="0" w:color="CBCBCB"/>
+              <w:left w:val="single" w:sz="4" w:space="0" w:color="CBCBCB"/>
+              <w:bottom w:val="single" w:sz="4" w:space="0" w:color="CBCBCB"/>
+              <w:right w:val="single" w:sz="4" w:space="0" w:color="CBCBCB"/>
+            </w:tcBorders>
+          </w:tcPr>
+          <w:p>
+            <w:r>
+              <w:rPr>
+                <w:sz w:val="20"/>
+              </w:rPr>
+              <w:t>32</w:t>
+            </w:r>
+          </w:p>
+        </w:tc>
+        <w:tc>
+          <w:tcPr>
+            <w:tcW w:type="dxa" w:w="1938"/>
+            <w:shd w:val="clear" w:color="auto" w:fill="B8B3D6"/>
+            <w:tcBorders>
+              <w:top w:val="single" w:sz="4" w:space="0" w:color="CBCBCB"/>
+              <w:left w:val="single" w:sz="4" w:space="0" w:color="CBCBCB"/>
+              <w:bottom w:val="single" w:sz="4" w:space="0" w:color="CBCBCB"/>
+              <w:right w:val="single" w:sz="4" w:space="0" w:color="CBCBCB"/>
+            </w:tcBorders>
+          </w:tcPr>
+          <w:p>
+            <w:r>
+              <w:rPr>
+                <w:sz w:val="20"/>
+              </w:rPr>
+              <w:t>LaunchApp</w:t>
+            </w:r>
+          </w:p>
+        </w:tc>
+        <w:tc>
+          <w:tcPr>
+            <w:tcW w:type="dxa" w:w="1938"/>
+            <w:shd w:val="clear" w:color="auto" w:fill="B8B3D6"/>
+            <w:tcBorders>
+              <w:top w:val="single" w:sz="4" w:space="0" w:color="CBCBCB"/>
+              <w:left w:val="single" w:sz="4" w:space="0" w:color="CBCBCB"/>
+              <w:bottom w:val="single" w:sz="4" w:space="0" w:color="CBCBCB"/>
+              <w:right w:val="single" w:sz="4" w:space="0" w:color="CBCBCB"/>
+            </w:tcBorders>
+          </w:tcPr>
+          <w:p>
+            <w:r>
+              <w:rPr>
+                <w:rFonts w:ascii="Courier New" w:hAnsi="Courier New"/>
+                <w:color w:val="F05922"/>
+                <w:sz w:val="20"/>
+              </w:rPr>
+              <w:t>{"serial":"192.168.21.11:5555","app":null}</w:t>
+            </w:r>
+          </w:p>
+        </w:tc>
+        <w:tc>
+          <w:tcPr>
+            <w:tcW w:type="dxa" w:w="1938"/>
+            <w:shd w:val="clear" w:color="auto" w:fill="B8B3D6"/>
+            <w:tcBorders>
+              <w:top w:val="single" w:sz="4" w:space="0" w:color="CBCBCB"/>
+              <w:left w:val="single" w:sz="4" w:space="0" w:color="CBCBCB"/>
+              <w:bottom w:val="single" w:sz="4" w:space="0" w:color="CBCBCB"/>
+              <w:right w:val="single" w:sz="4" w:space="0" w:color="CBCBCB"/>
+            </w:tcBorders>
+          </w:tcPr>
+          <w:p>
+            <w:r>
+              <w:rPr>
+                <w:sz w:val="20"/>
+              </w:rPr>
+              <w:t>Failure</w:t>
+            </w:r>
+          </w:p>
+        </w:tc>
+        <w:tc>
+          <w:tcPr>
+            <w:tcW w:type="dxa" w:w="1938"/>
+            <w:shd w:val="clear" w:color="auto" w:fill="B8B3D6"/>
+            <w:tcBorders>
+              <w:top w:val="single" w:sz="4" w:space="0" w:color="CBCBCB"/>
+              <w:left w:val="single" w:sz="4" w:space="0" w:color="CBCBCB"/>
+              <w:bottom w:val="single" w:sz="4" w:space="0" w:color="CBCBCB"/>
+              <w:right w:val="single" w:sz="4" w:space="0" w:color="CBCBCB"/>
+            </w:tcBorders>
+          </w:tcPr>
+          <w:p>
+            <w:r>
+              <w:rPr>
+                <w:sz w:val="20"/>
+              </w:rPr>
+              <w:t>400</w:t>
+            </w:r>
+          </w:p>
+        </w:tc>
+      </w:tr>
+    </w:tbl>
+    <w:p/>
+    <w:p>
+      <w:pPr>
+        <w:spacing w:after="80"/>
+      </w:pPr>
+      <w:r>
+        <w:rPr>
+          <w:b/>
+          <w:sz w:val="21"/>
+        </w:rPr>
+        <w:t>Kết quả:</w:t>
+      </w:r>
+      <w:r>
+        <w:rPr>
+          <w:sz w:val="21"/>
+        </w:rPr>
+        <w:t xml:space="preserve"> PASS — Id 35 (AddDevice) và Id 36 (LaunchApp) đều có </w:t>
+      </w:r>
+      <w:r>
+        <w:rPr>
+          <w:rFonts w:ascii="Courier New" w:hAnsi="Courier New"/>
+          <w:color w:val="F05922"/>
+          <w:sz w:val="18"/>
+        </w:rPr>
+        <w:t>Parameters NOT null</w:t>
+      </w:r>
+      <w:r>
+        <w:rPr>
+          <w:sz w:val="21"/>
+        </w:rPr>
+        <w:t>. Fix UI-001 (ae2a211) hoạt động đúng trên production.</w:t>
+      </w:r>
+    </w:p>
+    <w:p>
+      <w:pPr>
+        <w:pBdr>
+          <w:bottom w:val="single" w:sz="6" w:space="1" w:color="F05922"/>
+        </w:pBdr>
+        <w:spacing w:after="120"/>
+      </w:pPr>
+    </w:p>
+    <w:p>
+      <w:pPr>
+        <w:pStyle w:val="Heading3"/>
+        <w:spacing w:before="160" w:after="60"/>
+      </w:pPr>
+      <w:r>
+        <w:rPr>
+          <w:color w:val="4A3F8C"/>
+          <w:sz w:val="24"/>
+        </w:rPr>
+        <w:t>Tổng kết Production Deploy</w:t>
+      </w:r>
+    </w:p>
+    <w:tbl>
+      <w:tblPr>
+        <w:tblStyle w:val="TableGrid"/>
+        <w:tblW w:type="auto" w:w="0"/>
+        <w:tblLook w:firstColumn="1" w:firstRow="1" w:lastColumn="0" w:lastRow="0" w:noHBand="0" w:noVBand="1" w:val="04A0"/>
+      </w:tblPr>
+      <w:tblGrid>
+        <w:gridCol w:w="4844"/>
+        <w:gridCol w:w="4844"/>
+      </w:tblGrid>
+      <w:tr>
+        <w:tc>
+          <w:tcPr>
+            <w:tcW w:type="dxa" w:w="4844"/>
+            <w:shd w:val="clear" w:color="auto" w:fill="251C53"/>
+            <w:tcBorders>
+              <w:top w:val="single" w:sz="4" w:space="0" w:color="251C53"/>
+              <w:left w:val="single" w:sz="4" w:space="0" w:color="251C53"/>
+              <w:bottom w:val="single" w:sz="4" w:space="0" w:color="251C53"/>
+              <w:right w:val="single" w:sz="4" w:space="0" w:color="251C53"/>
+            </w:tcBorders>
+          </w:tcPr>
+          <w:p>
+            <w:r>
+              <w:rPr>
+                <w:b/>
+                <w:color w:val="FFFFFF"/>
+                <w:sz w:val="20"/>
+              </w:rPr>
+              <w:t>Hạng mục</w:t>
+            </w:r>
+          </w:p>
+        </w:tc>
+        <w:tc>
+          <w:tcPr>
+            <w:tcW w:type="dxa" w:w="4844"/>
+            <w:shd w:val="clear" w:color="auto" w:fill="251C53"/>
+            <w:tcBorders>
+              <w:top w:val="single" w:sz="4" w:space="0" w:color="251C53"/>
+              <w:left w:val="single" w:sz="4" w:space="0" w:color="251C53"/>
+              <w:bottom w:val="single" w:sz="4" w:space="0" w:color="251C53"/>
+              <w:right w:val="single" w:sz="4" w:space="0" w:color="251C53"/>
+            </w:tcBorders>
+          </w:tcPr>
+          <w:p>
+            <w:r>
+              <w:rPr>
+                <w:b/>
+                <w:color w:val="FFFFFF"/>
+                <w:sz w:val="20"/>
+              </w:rPr>
+              <w:t>Kết quả</w:t>
+            </w:r>
+          </w:p>
+        </w:tc>
+      </w:tr>
+      <w:tr>
+        <w:tc>
+          <w:tcPr>
+            <w:tcW w:type="dxa" w:w="4844"/>
+            <w:tcBorders>
+              <w:top w:val="single" w:sz="4" w:space="0" w:color="CBCBCB"/>
+              <w:left w:val="single" w:sz="4" w:space="0" w:color="CBCBCB"/>
+              <w:bottom w:val="single" w:sz="4" w:space="0" w:color="CBCBCB"/>
+              <w:right w:val="single" w:sz="4" w:space="0" w:color="CBCBCB"/>
+            </w:tcBorders>
+          </w:tcPr>
+          <w:p>
+            <w:r>
+              <w:rPr>
+                <w:sz w:val="20"/>
+              </w:rPr>
+              <w:t>---</w:t>
+            </w:r>
+          </w:p>
+        </w:tc>
+        <w:tc>
+          <w:tcPr>
+            <w:tcW w:type="dxa" w:w="4844"/>
+            <w:tcBorders>
+              <w:top w:val="single" w:sz="4" w:space="0" w:color="CBCBCB"/>
+              <w:left w:val="single" w:sz="4" w:space="0" w:color="CBCBCB"/>
+              <w:bottom w:val="single" w:sz="4" w:space="0" w:color="CBCBCB"/>
+              <w:right w:val="single" w:sz="4" w:space="0" w:color="CBCBCB"/>
+            </w:tcBorders>
+          </w:tcPr>
+          <w:p>
+            <w:r>
+              <w:rPr>
+                <w:sz w:val="20"/>
+              </w:rPr>
+              <w:t>---</w:t>
+            </w:r>
+          </w:p>
+        </w:tc>
+      </w:tr>
+      <w:tr>
+        <w:tc>
+          <w:tcPr>
+            <w:tcW w:type="dxa" w:w="4844"/>
+            <w:shd w:val="clear" w:color="auto" w:fill="B8B3D6"/>
+            <w:tcBorders>
+              <w:top w:val="single" w:sz="4" w:space="0" w:color="CBCBCB"/>
+              <w:left w:val="single" w:sz="4" w:space="0" w:color="CBCBCB"/>
+              <w:bottom w:val="single" w:sz="4" w:space="0" w:color="CBCBCB"/>
+              <w:right w:val="single" w:sz="4" w:space="0" w:color="CBCBCB"/>
+            </w:tcBorders>
+          </w:tcPr>
+          <w:p>
+            <w:r>
+              <w:rPr>
+                <w:sz w:val="20"/>
+              </w:rPr>
+              <w:t>Image SHA xác nhận (1900e158)</w:t>
+            </w:r>
+          </w:p>
+        </w:tc>
+        <w:tc>
+          <w:tcPr>
+            <w:tcW w:type="dxa" w:w="4844"/>
+            <w:shd w:val="clear" w:color="auto" w:fill="B8B3D6"/>
+            <w:tcBorders>
+              <w:top w:val="single" w:sz="4" w:space="0" w:color="CBCBCB"/>
+              <w:left w:val="single" w:sz="4" w:space="0" w:color="CBCBCB"/>
+              <w:bottom w:val="single" w:sz="4" w:space="0" w:color="CBCBCB"/>
+              <w:right w:val="single" w:sz="4" w:space="0" w:color="CBCBCB"/>
+            </w:tcBorders>
+          </w:tcPr>
+          <w:p>
+            <w:r>
+              <w:rPr>
+                <w:sz w:val="20"/>
+              </w:rPr>
+              <w:t>PASS</w:t>
+            </w:r>
+          </w:p>
+        </w:tc>
+      </w:tr>
+      <w:tr>
+        <w:tc>
+          <w:tcPr>
+            <w:tcW w:type="dxa" w:w="4844"/>
+            <w:tcBorders>
+              <w:top w:val="single" w:sz="4" w:space="0" w:color="CBCBCB"/>
+              <w:left w:val="single" w:sz="4" w:space="0" w:color="CBCBCB"/>
+              <w:bottom w:val="single" w:sz="4" w:space="0" w:color="CBCBCB"/>
+              <w:right w:val="single" w:sz="4" w:space="0" w:color="CBCBCB"/>
+            </w:tcBorders>
+          </w:tcPr>
+          <w:p>
+            <w:r>
+              <w:rPr>
+                <w:sz w:val="20"/>
+              </w:rPr>
+              <w:t>Không restart thêm (tránh gián đoạn thiết bị)</w:t>
+            </w:r>
+          </w:p>
+        </w:tc>
+        <w:tc>
+          <w:tcPr>
+            <w:tcW w:type="dxa" w:w="4844"/>
+            <w:tcBorders>
+              <w:top w:val="single" w:sz="4" w:space="0" w:color="CBCBCB"/>
+              <w:left w:val="single" w:sz="4" w:space="0" w:color="CBCBCB"/>
+              <w:bottom w:val="single" w:sz="4" w:space="0" w:color="CBCBCB"/>
+              <w:right w:val="single" w:sz="4" w:space="0" w:color="CBCBCB"/>
+            </w:tcBorders>
+          </w:tcPr>
+          <w:p>
+            <w:r>
+              <w:rPr>
+                <w:sz w:val="20"/>
+              </w:rPr>
+              <w:t>PASS</w:t>
+            </w:r>
+          </w:p>
+        </w:tc>
+      </w:tr>
+      <w:tr>
+        <w:tc>
+          <w:tcPr>
+            <w:tcW w:type="dxa" w:w="4844"/>
+            <w:shd w:val="clear" w:color="auto" w:fill="B8B3D6"/>
+            <w:tcBorders>
+              <w:top w:val="single" w:sz="4" w:space="0" w:color="CBCBCB"/>
+              <w:left w:val="single" w:sz="4" w:space="0" w:color="CBCBCB"/>
+              <w:bottom w:val="single" w:sz="4" w:space="0" w:color="CBCBCB"/>
+              <w:right w:val="single" w:sz="4" w:space="0" w:color="CBCBCB"/>
+            </w:tcBorders>
+          </w:tcPr>
+          <w:p>
+            <w:r>
+              <w:rPr>
+                <w:sz w:val="20"/>
+              </w:rPr>
+              <w:t>Runtime log 17:25 → 17:35 — không có exception/error spike</w:t>
+            </w:r>
+          </w:p>
+        </w:tc>
+        <w:tc>
+          <w:tcPr>
+            <w:tcW w:type="dxa" w:w="4844"/>
+            <w:shd w:val="clear" w:color="auto" w:fill="B8B3D6"/>
+            <w:tcBorders>
+              <w:top w:val="single" w:sz="4" w:space="0" w:color="CBCBCB"/>
+              <w:left w:val="single" w:sz="4" w:space="0" w:color="CBCBCB"/>
+              <w:bottom w:val="single" w:sz="4" w:space="0" w:color="CBCBCB"/>
+              <w:right w:val="single" w:sz="4" w:space="0" w:color="CBCBCB"/>
+            </w:tcBorders>
+          </w:tcPr>
+          <w:p>
+            <w:r>
+              <w:rPr>
+                <w:sz w:val="20"/>
+              </w:rPr>
+              <w:t>PASS</w:t>
+            </w:r>
+          </w:p>
+        </w:tc>
+      </w:tr>
+      <w:tr>
+        <w:tc>
+          <w:tcPr>
+            <w:tcW w:type="dxa" w:w="4844"/>
+            <w:tcBorders>
+              <w:top w:val="single" w:sz="4" w:space="0" w:color="CBCBCB"/>
+              <w:left w:val="single" w:sz="4" w:space="0" w:color="CBCBCB"/>
+              <w:bottom w:val="single" w:sz="4" w:space="0" w:color="CBCBCB"/>
+              <w:right w:val="single" w:sz="4" w:space="0" w:color="CBCBCB"/>
+            </w:tcBorders>
+          </w:tcPr>
+          <w:p>
+            <w:r>
+              <w:rPr>
+                <w:sz w:val="20"/>
+              </w:rPr>
+              <w:t>CPU 2.88%, Memory 1.34% — không degradation</w:t>
+            </w:r>
+          </w:p>
+        </w:tc>
+        <w:tc>
+          <w:tcPr>
+            <w:tcW w:type="dxa" w:w="4844"/>
+            <w:tcBorders>
+              <w:top w:val="single" w:sz="4" w:space="0" w:color="CBCBCB"/>
+              <w:left w:val="single" w:sz="4" w:space="0" w:color="CBCBCB"/>
+              <w:bottom w:val="single" w:sz="4" w:space="0" w:color="CBCBCB"/>
+              <w:right w:val="single" w:sz="4" w:space="0" w:color="CBCBCB"/>
+            </w:tcBorders>
+          </w:tcPr>
+          <w:p>
+            <w:r>
+              <w:rPr>
+                <w:sz w:val="20"/>
+              </w:rPr>
+              <w:t>PASS</w:t>
+            </w:r>
+          </w:p>
+        </w:tc>
+      </w:tr>
+      <w:tr>
+        <w:tc>
+          <w:tcPr>
+            <w:tcW w:type="dxa" w:w="4844"/>
+            <w:shd w:val="clear" w:color="auto" w:fill="B8B3D6"/>
+            <w:tcBorders>
+              <w:top w:val="single" w:sz="4" w:space="0" w:color="CBCBCB"/>
+              <w:left w:val="single" w:sz="4" w:space="0" w:color="CBCBCB"/>
+              <w:bottom w:val="single" w:sz="4" w:space="0" w:color="CBCBCB"/>
+              <w:right w:val="single" w:sz="4" w:space="0" w:color="CBCBCB"/>
+            </w:tcBorders>
+          </w:tcPr>
+          <w:p>
+            <w:r>
+              <w:rPr>
+                <w:sz w:val="20"/>
+              </w:rPr>
+              <w:t>AddDevice API smoke test — Parameters NOT null</w:t>
+            </w:r>
+          </w:p>
+        </w:tc>
+        <w:tc>
+          <w:tcPr>
+            <w:tcW w:type="dxa" w:w="4844"/>
+            <w:shd w:val="clear" w:color="auto" w:fill="B8B3D6"/>
+            <w:tcBorders>
+              <w:top w:val="single" w:sz="4" w:space="0" w:color="CBCBCB"/>
+              <w:left w:val="single" w:sz="4" w:space="0" w:color="CBCBCB"/>
+              <w:bottom w:val="single" w:sz="4" w:space="0" w:color="CBCBCB"/>
+              <w:right w:val="single" w:sz="4" w:space="0" w:color="CBCBCB"/>
+            </w:tcBorders>
+          </w:tcPr>
+          <w:p>
+            <w:r>
+              <w:rPr>
+                <w:sz w:val="20"/>
+              </w:rPr>
+              <w:t>PASS — Id 35</w:t>
+            </w:r>
+          </w:p>
+        </w:tc>
+      </w:tr>
+      <w:tr>
+        <w:tc>
+          <w:tcPr>
+            <w:tcW w:type="dxa" w:w="4844"/>
+            <w:tcBorders>
+              <w:top w:val="single" w:sz="4" w:space="0" w:color="CBCBCB"/>
+              <w:left w:val="single" w:sz="4" w:space="0" w:color="CBCBCB"/>
+              <w:bottom w:val="single" w:sz="4" w:space="0" w:color="CBCBCB"/>
+              <w:right w:val="single" w:sz="4" w:space="0" w:color="CBCBCB"/>
+            </w:tcBorders>
+          </w:tcPr>
+          <w:p>
+            <w:r>
+              <w:rPr>
+                <w:sz w:val="20"/>
+              </w:rPr>
+              <w:t>LaunchApp API smoke test — Parameters NOT null</w:t>
+            </w:r>
+          </w:p>
+        </w:tc>
+        <w:tc>
+          <w:tcPr>
+            <w:tcW w:type="dxa" w:w="4844"/>
+            <w:tcBorders>
+              <w:top w:val="single" w:sz="4" w:space="0" w:color="CBCBCB"/>
+              <w:left w:val="single" w:sz="4" w:space="0" w:color="CBCBCB"/>
+              <w:bottom w:val="single" w:sz="4" w:space="0" w:color="CBCBCB"/>
+              <w:right w:val="single" w:sz="4" w:space="0" w:color="CBCBCB"/>
+            </w:tcBorders>
+          </w:tcPr>
+          <w:p>
+            <w:r>
+              <w:rPr>
+                <w:sz w:val="20"/>
+              </w:rPr>
+              <w:t>PASS — Id 36</w:t>
+            </w:r>
+          </w:p>
+        </w:tc>
+      </w:tr>
+      <w:tr>
+        <w:tc>
+          <w:tcPr>
+            <w:tcW w:type="dxa" w:w="4844"/>
+            <w:shd w:val="clear" w:color="auto" w:fill="B8B3D6"/>
+            <w:tcBorders>
+              <w:top w:val="single" w:sz="4" w:space="0" w:color="CBCBCB"/>
+              <w:left w:val="single" w:sz="4" w:space="0" w:color="CBCBCB"/>
+              <w:bottom w:val="single" w:sz="4" w:space="0" w:color="CBCBCB"/>
+              <w:right w:val="single" w:sz="4" w:space="0" w:color="CBCBCB"/>
+            </w:tcBorders>
+          </w:tcPr>
+          <w:p>
+            <w:r>
+              <w:rPr>
+                <w:b/>
+                <w:sz w:val="20"/>
+              </w:rPr>
+              <w:t>Production status</w:t>
+            </w:r>
+          </w:p>
+        </w:tc>
+        <w:tc>
+          <w:tcPr>
+            <w:tcW w:type="dxa" w:w="4844"/>
+            <w:shd w:val="clear" w:color="auto" w:fill="B8B3D6"/>
+            <w:tcBorders>
+              <w:top w:val="single" w:sz="4" w:space="0" w:color="CBCBCB"/>
+              <w:left w:val="single" w:sz="4" w:space="0" w:color="CBCBCB"/>
+              <w:bottom w:val="single" w:sz="4" w:space="0" w:color="CBCBCB"/>
+              <w:right w:val="single" w:sz="4" w:space="0" w:color="CBCBCB"/>
+            </w:tcBorders>
+          </w:tcPr>
+          <w:p>
+            <w:r>
+              <w:rPr>
+                <w:b/>
+                <w:sz w:val="20"/>
+              </w:rPr>
+              <w:t>DEPLOYED &amp; VERIFIED ✅</w:t>
+            </w:r>
+          </w:p>
+        </w:tc>
+      </w:tr>
+    </w:tbl>
+    <w:p/>
+    <w:p>
+      <w:pPr>
+        <w:pBdr>
+          <w:bottom w:val="single" w:sz="6" w:space="1" w:color="F05922"/>
+        </w:pBdr>
+        <w:spacing w:after="120"/>
+      </w:pPr>
+    </w:p>
+    <w:p>
+      <w:pPr>
+        <w:pStyle w:val="Heading2"/>
+        <w:spacing w:before="200" w:after="80"/>
+      </w:pPr>
+      <w:r>
+        <w:rPr>
+          <w:color w:val="F05922"/>
+          <w:sz w:val="28"/>
+        </w:rPr>
+        <w:t>Bước tiếp theo</w:t>
+      </w:r>
+    </w:p>
+    <w:p>
+      <w:pPr>
+        <w:spacing w:after="80"/>
+      </w:pPr>
+      <w:r>
+        <w:rPr>
+          <w:sz w:val="21"/>
+        </w:rPr>
+        <w:t>Không có — plan đã hoàn thành.</w:t>
       </w:r>
     </w:p>
     <w:p>
@@ -3066,7 +4978,19 @@
           <w:i/>
           <w:sz w:val="21"/>
         </w:rPr>
-        <w:t>Plan: `docs/plans/PLAN-api-request-log-2026-08-19/steps/STEP-3.4-doe-deploy-staging.md`</w:t>
+        <w:t>Cập nhật Production Deploy bởi: DevOps Lead | 2026-08-19 17:35</w:t>
+      </w:r>
+    </w:p>
+    <w:p>
+      <w:pPr>
+        <w:spacing w:after="80"/>
+      </w:pPr>
+      <w:r>
+        <w:rPr>
+          <w:i/>
+          <w:sz w:val="21"/>
+        </w:rPr>
+        <w:t>Plan: `docs/plans/PLAN-api-request-log-2026-08-19/`</w:t>
       </w:r>
     </w:p>
     <w:sectPr>
